--- a/2 курс/Вычислительная математика/lab2 /report.docx
+++ b/2 курс/Вычислительная математика/lab2 /report.docx
@@ -1037,14 +1037,7 @@
           <w:rFonts w:ascii="Times New Roman" w:hAnsi="Times New Roman" w:cs="Times New Roman"/>
           <w:lang w:eastAsia="ru-RU" w:bidi="ar-SA"/>
         </w:rPr>
-        <w:t xml:space="preserve">нелинейных уравнений и систем </w:t>
-      </w:r>
-      <w:r>
-        <w:rPr>
-          <w:rFonts w:ascii="Times New Roman" w:hAnsi="Times New Roman" w:cs="Times New Roman"/>
-          <w:lang w:eastAsia="ru-RU" w:bidi="ar-SA"/>
-        </w:rPr>
-        <w:t>нелинейных уравнений</w:t>
+        <w:t>нелинейных уравнений и систем нелинейных уравнений</w:t>
       </w:r>
     </w:p>
     <w:p>
@@ -1061,10 +1054,14 @@
     <w:p>
       <w:pPr>
         <w:rPr>
+          <w:rFonts w:hint="eastAsia"/>
           <w:lang w:val="en-US"/>
         </w:rPr>
       </w:pPr>
       <w:r>
+        <w:rPr>
+          <w:noProof/>
+        </w:rPr>
         <w:drawing>
           <wp:inline distT="0" distB="0" distL="0" distR="0" wp14:anchorId="07126E3E" wp14:editId="32F5F2DF">
             <wp:extent cx="6120130" cy="6120130"/>
@@ -1145,7 +1142,21 @@
           <w:rFonts w:ascii="Times New Roman" w:hAnsi="Times New Roman" w:cs="Times New Roman"/>
           <w:lang w:eastAsia="ru-RU" w:bidi="ar-SA"/>
         </w:rPr>
-        <w:t xml:space="preserve"> как решаются СЛАУ численными итерационными методами, в частности методом простой итерации.</w:t>
+        <w:t xml:space="preserve"> как решаются </w:t>
+      </w:r>
+      <w:r>
+        <w:rPr>
+          <w:rFonts w:ascii="Times New Roman" w:hAnsi="Times New Roman" w:cs="Times New Roman"/>
+          <w:lang w:eastAsia="ru-RU" w:bidi="ar-SA"/>
+        </w:rPr>
+        <w:t>нелинейные уравнения и системы нелинейных уравнений</w:t>
+      </w:r>
+      <w:r>
+        <w:rPr>
+          <w:rFonts w:ascii="Times New Roman" w:hAnsi="Times New Roman" w:cs="Times New Roman"/>
+          <w:lang w:eastAsia="ru-RU" w:bidi="ar-SA"/>
+        </w:rPr>
+        <w:t xml:space="preserve"> численными итерационными методами</w:t>
       </w:r>
     </w:p>
     <w:sectPr>
